--- a/pengyou-handout.docx
+++ b/pengyou-handout.docx
@@ -2807,7 +2807,7 @@
           <w:sz w:val="20"/>
           <w:szCs w:val="20"/>
         </w:rPr>
-        <w:t xml:space="preserve">弄巧成拙：本想取巧，卻反而敗事，有枉費心機的意思</w:t>
+        <w:t xml:space="preserve">弄巧成拙：本想取巧，卻反而敗事，有枉費心機的意思。</w:t>
       </w:r>
     </w:p>
     <w:p>
@@ -2820,7 +2820,7 @@
           <w:sz w:val="20"/>
           <w:szCs w:val="20"/>
         </w:rPr>
-        <w:t xml:space="preserve">勤能補拙：勤奮努力可以彌補天資的不足</w:t>
+        <w:t xml:space="preserve">勤能補拙：勤奮努力可以彌補天資的不足。</w:t>
       </w:r>
     </w:p>
     <w:p>
@@ -4385,7 +4385,7 @@
           <w:sz w:val="20"/>
           <w:szCs w:val="20"/>
         </w:rPr>
-        <w:t xml:space="preserve">溫故知新：指複習學過的知識，而獲得新的知識、體會</w:t>
+        <w:t xml:space="preserve">溫故知新：指複習學過的知識，而獲得新的知識、體會。</w:t>
       </w:r>
     </w:p>
     <w:p>
@@ -4398,7 +4398,7 @@
           <w:sz w:val="20"/>
           <w:szCs w:val="20"/>
         </w:rPr>
-        <w:t xml:space="preserve">明知故犯：明明知道是錯的，卻故意去違犯</w:t>
+        <w:t xml:space="preserve">明知故犯：明明知道是錯的，卻故意去違犯。</w:t>
       </w:r>
     </w:p>
     <w:p>
@@ -4411,7 +4411,7 @@
           <w:sz w:val="20"/>
           <w:szCs w:val="20"/>
         </w:rPr>
-        <w:t xml:space="preserve">故弄玄虛：賣弄玄妙虛無的道理</w:t>
+        <w:t xml:space="preserve">故弄玄虛：賣弄玄妙虛無的道理。</w:t>
       </w:r>
     </w:p>
     <w:p>
@@ -6594,7 +6594,7 @@
                 <w:sz w:val="21"/>
                 <w:szCs w:val="21"/>
               </w:rPr>
-              <w:t xml:space="preserve">數量極少</w:t>
+              <w:t xml:space="preserve">稀疏的，形</w:t>
             </w:r>
           </w:p>
         </w:tc>
@@ -6624,96 +6624,7 @@
                 <w:sz w:val="21"/>
                 <w:szCs w:val="21"/>
               </w:rPr>
-              <w:t xml:space="preserve">「寥」寥無幾</w:t>
-            </w:r>
-          </w:p>
-        </w:tc>
-      </w:tr>
-      <w:tr>
-        <w:trPr>
-          <w:cantSplit/>
-        </w:trPr>
-        <w:tc>
-          <w:tcPr>
-            <w:vMerge w:val="continue"/>
-            <w:tcBorders>
-              <w:top w:val="single" w:color="999999" w:sz="4"/>
-              <w:left w:val="single" w:color="999999" w:sz="4"/>
-              <w:bottom w:val="single" w:color="999999" w:sz="4"/>
-              <w:right w:val="single" w:color="999999" w:sz="4"/>
-            </w:tcBorders>
-          </w:tcPr>
-          <w:p/>
-        </w:tc>
-        <w:tc>
-          <w:tcPr>
-            <w:vMerge w:val="continue"/>
-            <w:tcBorders>
-              <w:top w:val="single" w:color="999999" w:sz="4"/>
-              <w:left w:val="single" w:color="999999" w:sz="4"/>
-              <w:bottom w:val="single" w:color="999999" w:sz="4"/>
-              <w:right w:val="single" w:color="999999" w:sz="4"/>
-            </w:tcBorders>
-          </w:tcPr>
-          <w:p/>
-        </w:tc>
-        <w:tc>
-          <w:tcPr>
-            <w:tcW w:type="dxa" w:w="3700"/>
-            <w:tcBorders>
-              <w:top w:val="single" w:color="999999" w:sz="4"/>
-              <w:left w:val="single" w:color="999999" w:sz="4"/>
-              <w:bottom w:val="single" w:color="999999" w:sz="4"/>
-              <w:right w:val="single" w:color="999999" w:sz="4"/>
-            </w:tcBorders>
-            <w:tcMar>
-              <w:top w:type="dxa" w:w="50"/>
-              <w:left w:type="dxa" w:w="90"/>
-              <w:bottom w:type="dxa" w:w="50"/>
-              <w:right w:type="dxa" w:w="90"/>
-            </w:tcMar>
-          </w:tcPr>
-          <w:p>
-            <w:pPr>
-              <w:spacing w:after="0" w:line="300"/>
-            </w:pPr>
-            <w:r>
-              <w:rPr>
-                <w:rFonts w:ascii="標楷體" w:eastAsia="標楷體" w:hAnsi="標楷體"/>
-                <w:sz w:val="21"/>
-                <w:szCs w:val="21"/>
-              </w:rPr>
-              <w:t xml:space="preserve">稀疏的，形</w:t>
-            </w:r>
-          </w:p>
-        </w:tc>
-        <w:tc>
-          <w:tcPr>
-            <w:tcW w:type="dxa" w:w="4000"/>
-            <w:tcBorders>
-              <w:top w:val="single" w:color="999999" w:sz="4"/>
-              <w:left w:val="single" w:color="999999" w:sz="4"/>
-              <w:bottom w:val="single" w:color="999999" w:sz="4"/>
-              <w:right w:val="single" w:color="999999" w:sz="4"/>
-            </w:tcBorders>
-            <w:tcMar>
-              <w:top w:type="dxa" w:w="50"/>
-              <w:left w:type="dxa" w:w="90"/>
-              <w:bottom w:type="dxa" w:w="50"/>
-              <w:right w:type="dxa" w:w="90"/>
-            </w:tcMar>
-          </w:tcPr>
-          <w:p>
-            <w:pPr>
-              <w:spacing w:after="0" w:line="300"/>
-            </w:pPr>
-            <w:r>
-              <w:rPr>
-                <w:rFonts w:ascii="標楷體" w:eastAsia="標楷體" w:hAnsi="標楷體"/>
-                <w:sz w:val="21"/>
-                <w:szCs w:val="21"/>
-              </w:rPr>
-              <w:t xml:space="preserve">「寥」若晨星</w:t>
+              <w:t xml:space="preserve">「寥」若晨星、「寥寥」無幾</w:t>
             </w:r>
           </w:p>
         </w:tc>
@@ -6818,7 +6729,7 @@
           <w:sz w:val="20"/>
           <w:szCs w:val="20"/>
         </w:rPr>
-        <w:t xml:space="preserve">差以毫釐，謬以千里：開始相差雖然很微小，結果卻造成極大的錯誤</w:t>
+        <w:t xml:space="preserve">差以毫釐，謬以千里：開始相差雖然很微小，結果卻造成極大的錯誤。</w:t>
       </w:r>
     </w:p>
     <w:p>
@@ -6831,7 +6742,20 @@
           <w:sz w:val="20"/>
           <w:szCs w:val="20"/>
         </w:rPr>
-        <w:t xml:space="preserve">寥若晨星：稀少得像早晨的星星，形容數量稀少</w:t>
+        <w:t xml:space="preserve">寥若晨星：稀少得像早晨的星星，形容數量稀少。</w:t>
+      </w:r>
+    </w:p>
+    <w:p>
+      <w:pPr>
+        <w:spacing w:after="20" w:before="40" w:line="300"/>
+      </w:pPr>
+      <w:r>
+        <w:rPr>
+          <w:rFonts w:ascii="標楷體" w:eastAsia="標楷體" w:hAnsi="標楷體"/>
+          <w:sz w:val="20"/>
+          <w:szCs w:val="20"/>
+        </w:rPr>
+        <w:t xml:space="preserve">寥寥無幾：數量極少。</w:t>
       </w:r>
     </w:p>
     <w:p>
@@ -7757,7 +7681,7 @@
                 <w:sz w:val="21"/>
                 <w:szCs w:val="21"/>
               </w:rPr>
-              <w:t xml:space="preserve">來得「及」、「及」時、「及」早搶購</w:t>
+              <w:t xml:space="preserve">來得「及」、「及」時、「及」早搶購、迅雷不「及」掩耳</w:t>
             </w:r>
           </w:p>
         </w:tc>
@@ -7816,7 +7740,7 @@
                 <w:sz w:val="21"/>
                 <w:szCs w:val="21"/>
               </w:rPr>
-              <w:t xml:space="preserve">比喻行動迅速，令人防備不及</w:t>
+              <w:t xml:space="preserve">比得上，動</w:t>
             </w:r>
           </w:p>
         </w:tc>
@@ -7846,7 +7770,7 @@
                 <w:sz w:val="21"/>
                 <w:szCs w:val="21"/>
               </w:rPr>
-              <w:t xml:space="preserve">迅雷不「及」掩耳</w:t>
+              <w:t xml:space="preserve">不「及」於你、不「及」汪倫送我情</w:t>
             </w:r>
           </w:p>
         </w:tc>
@@ -7905,7 +7829,7 @@
                 <w:sz w:val="21"/>
                 <w:szCs w:val="21"/>
               </w:rPr>
-              <w:t xml:space="preserve">比得上，動</w:t>
+              <w:t xml:space="preserve">牽涉、發生關係，動</w:t>
             </w:r>
           </w:p>
         </w:tc>
@@ -7935,185 +7859,7 @@
                 <w:sz w:val="21"/>
                 <w:szCs w:val="21"/>
               </w:rPr>
-              <w:t xml:space="preserve">不「及」於你、不「及」汪倫送我情</w:t>
-            </w:r>
-          </w:p>
-        </w:tc>
-      </w:tr>
-      <w:tr>
-        <w:trPr>
-          <w:cantSplit/>
-        </w:trPr>
-        <w:tc>
-          <w:tcPr>
-            <w:vMerge w:val="continue"/>
-            <w:tcBorders>
-              <w:top w:val="single" w:color="999999" w:sz="4"/>
-              <w:left w:val="single" w:color="999999" w:sz="4"/>
-              <w:bottom w:val="single" w:color="999999" w:sz="4"/>
-              <w:right w:val="single" w:color="999999" w:sz="4"/>
-            </w:tcBorders>
-          </w:tcPr>
-          <w:p/>
-        </w:tc>
-        <w:tc>
-          <w:tcPr>
-            <w:vMerge w:val="continue"/>
-            <w:tcBorders>
-              <w:top w:val="single" w:color="999999" w:sz="4"/>
-              <w:left w:val="single" w:color="999999" w:sz="4"/>
-              <w:bottom w:val="single" w:color="999999" w:sz="4"/>
-              <w:right w:val="single" w:color="999999" w:sz="4"/>
-            </w:tcBorders>
-          </w:tcPr>
-          <w:p/>
-        </w:tc>
-        <w:tc>
-          <w:tcPr>
-            <w:tcW w:type="dxa" w:w="3700"/>
-            <w:tcBorders>
-              <w:top w:val="single" w:color="999999" w:sz="4"/>
-              <w:left w:val="single" w:color="999999" w:sz="4"/>
-              <w:bottom w:val="single" w:color="999999" w:sz="4"/>
-              <w:right w:val="single" w:color="999999" w:sz="4"/>
-            </w:tcBorders>
-            <w:tcMar>
-              <w:top w:type="dxa" w:w="50"/>
-              <w:left w:type="dxa" w:w="90"/>
-              <w:bottom w:type="dxa" w:w="50"/>
-              <w:right w:type="dxa" w:w="90"/>
-            </w:tcMar>
-          </w:tcPr>
-          <w:p>
-            <w:pPr>
-              <w:spacing w:after="0" w:line="300"/>
-            </w:pPr>
-            <w:r>
-              <w:rPr>
-                <w:rFonts w:ascii="標楷體" w:eastAsia="標楷體" w:hAnsi="標楷體"/>
-                <w:sz w:val="21"/>
-                <w:szCs w:val="21"/>
-              </w:rPr>
-              <w:t xml:space="preserve">牽涉、發生關係，動</w:t>
-            </w:r>
-          </w:p>
-        </w:tc>
-        <w:tc>
-          <w:tcPr>
-            <w:tcW w:type="dxa" w:w="4000"/>
-            <w:tcBorders>
-              <w:top w:val="single" w:color="999999" w:sz="4"/>
-              <w:left w:val="single" w:color="999999" w:sz="4"/>
-              <w:bottom w:val="single" w:color="999999" w:sz="4"/>
-              <w:right w:val="single" w:color="999999" w:sz="4"/>
-            </w:tcBorders>
-            <w:tcMar>
-              <w:top w:type="dxa" w:w="50"/>
-              <w:left w:type="dxa" w:w="90"/>
-              <w:bottom w:type="dxa" w:w="50"/>
-              <w:right w:type="dxa" w:w="90"/>
-            </w:tcMar>
-          </w:tcPr>
-          <w:p>
-            <w:pPr>
-              <w:spacing w:after="0" w:line="300"/>
-            </w:pPr>
-            <w:r>
-              <w:rPr>
-                <w:rFonts w:ascii="標楷體" w:eastAsia="標楷體" w:hAnsi="標楷體"/>
-                <w:sz w:val="21"/>
-                <w:szCs w:val="21"/>
-              </w:rPr>
-              <w:t xml:space="preserve">涉「及」利害、波「及」</w:t>
-            </w:r>
-          </w:p>
-        </w:tc>
-      </w:tr>
-      <w:tr>
-        <w:trPr>
-          <w:cantSplit/>
-        </w:trPr>
-        <w:tc>
-          <w:tcPr>
-            <w:vMerge w:val="continue"/>
-            <w:tcBorders>
-              <w:top w:val="single" w:color="999999" w:sz="4"/>
-              <w:left w:val="single" w:color="999999" w:sz="4"/>
-              <w:bottom w:val="single" w:color="999999" w:sz="4"/>
-              <w:right w:val="single" w:color="999999" w:sz="4"/>
-            </w:tcBorders>
-          </w:tcPr>
-          <w:p/>
-        </w:tc>
-        <w:tc>
-          <w:tcPr>
-            <w:vMerge w:val="continue"/>
-            <w:tcBorders>
-              <w:top w:val="single" w:color="999999" w:sz="4"/>
-              <w:left w:val="single" w:color="999999" w:sz="4"/>
-              <w:bottom w:val="single" w:color="999999" w:sz="4"/>
-              <w:right w:val="single" w:color="999999" w:sz="4"/>
-            </w:tcBorders>
-          </w:tcPr>
-          <w:p/>
-        </w:tc>
-        <w:tc>
-          <w:tcPr>
-            <w:tcW w:type="dxa" w:w="3700"/>
-            <w:tcBorders>
-              <w:top w:val="single" w:color="999999" w:sz="4"/>
-              <w:left w:val="single" w:color="999999" w:sz="4"/>
-              <w:bottom w:val="single" w:color="999999" w:sz="4"/>
-              <w:right w:val="single" w:color="999999" w:sz="4"/>
-            </w:tcBorders>
-            <w:tcMar>
-              <w:top w:type="dxa" w:w="50"/>
-              <w:left w:type="dxa" w:w="90"/>
-              <w:bottom w:type="dxa" w:w="50"/>
-              <w:right w:type="dxa" w:w="90"/>
-            </w:tcMar>
-          </w:tcPr>
-          <w:p>
-            <w:pPr>
-              <w:spacing w:after="0" w:line="300"/>
-            </w:pPr>
-            <w:r>
-              <w:rPr>
-                <w:rFonts w:ascii="標楷體" w:eastAsia="標楷體" w:hAnsi="標楷體"/>
-                <w:sz w:val="21"/>
-                <w:szCs w:val="21"/>
-              </w:rPr>
-              <w:t xml:space="preserve">只說些無聊話，沒有談到正經的道理</w:t>
-            </w:r>
-          </w:p>
-        </w:tc>
-        <w:tc>
-          <w:tcPr>
-            <w:tcW w:type="dxa" w:w="4000"/>
-            <w:tcBorders>
-              <w:top w:val="single" w:color="999999" w:sz="4"/>
-              <w:left w:val="single" w:color="999999" w:sz="4"/>
-              <w:bottom w:val="single" w:color="999999" w:sz="4"/>
-              <w:right w:val="single" w:color="999999" w:sz="4"/>
-            </w:tcBorders>
-            <w:tcMar>
-              <w:top w:type="dxa" w:w="50"/>
-              <w:left w:type="dxa" w:w="90"/>
-              <w:bottom w:type="dxa" w:w="50"/>
-              <w:right w:type="dxa" w:w="90"/>
-            </w:tcMar>
-          </w:tcPr>
-          <w:p>
-            <w:pPr>
-              <w:spacing w:after="0" w:line="300"/>
-            </w:pPr>
-            <w:r>
-              <w:rPr>
-                <w:rFonts w:ascii="標楷體" w:eastAsia="標楷體" w:hAnsi="標楷體"/>
-                <w:sz w:val="21"/>
-                <w:szCs w:val="21"/>
-              </w:rPr>
-              <w:t xml:space="preserve">言不「及」義</w:t>
+              <w:t xml:space="preserve">涉「及」利害、波「及」、言不「及」義</w:t>
             </w:r>
           </w:p>
         </w:tc>
@@ -8218,7 +7964,7 @@
           <w:sz w:val="20"/>
           <w:szCs w:val="20"/>
         </w:rPr>
-        <w:t xml:space="preserve">推己及人：將心比心，設身處地替別人著想</w:t>
+        <w:t xml:space="preserve">推己及人：將心比心，設身處地替別人著想。</w:t>
       </w:r>
     </w:p>
     <w:p>
@@ -8231,7 +7977,33 @@
           <w:sz w:val="20"/>
           <w:szCs w:val="20"/>
         </w:rPr>
-        <w:t xml:space="preserve">兄終弟及：舊時指哥哥死了，由弟弟接替爵位</w:t>
+        <w:t xml:space="preserve">迅雷不及掩耳：比喻行動迅速，令人防備不及。</w:t>
+      </w:r>
+    </w:p>
+    <w:p>
+      <w:pPr>
+        <w:spacing w:after="20" w:before="40" w:line="300"/>
+      </w:pPr>
+      <w:r>
+        <w:rPr>
+          <w:rFonts w:ascii="標楷體" w:eastAsia="標楷體" w:hAnsi="標楷體"/>
+          <w:sz w:val="20"/>
+          <w:szCs w:val="20"/>
+        </w:rPr>
+        <w:t xml:space="preserve">言不及義：只說些無聊話，沒有談到正經的道理。</w:t>
+      </w:r>
+    </w:p>
+    <w:p>
+      <w:pPr>
+        <w:spacing w:after="20" w:before="40" w:line="300"/>
+      </w:pPr>
+      <w:r>
+        <w:rPr>
+          <w:rFonts w:ascii="標楷體" w:eastAsia="標楷體" w:hAnsi="標楷體"/>
+          <w:sz w:val="20"/>
+          <w:szCs w:val="20"/>
+        </w:rPr>
+        <w:t xml:space="preserve">兄終弟及：舊時指哥哥死了，由弟弟接替爵位。</w:t>
       </w:r>
     </w:p>
     <w:p>
@@ -9513,7 +9285,7 @@
                 <w:sz w:val="21"/>
                 <w:szCs w:val="21"/>
               </w:rPr>
-              <w:t xml:space="preserve">旺「盛」、茂「盛」、興「盛」、牡丹「盛」開、「盛」氣凌人</w:t>
+              <w:t xml:space="preserve">旺「盛」、茂「盛」、興「盛」</w:t>
             </w:r>
           </w:p>
         </w:tc>
@@ -9691,7 +9463,7 @@
                 <w:sz w:val="21"/>
                 <w:szCs w:val="21"/>
               </w:rPr>
-              <w:t xml:space="preserve">「盛」情、「盛」意</w:t>
+              <w:t xml:space="preserve">「盛」情、「盛」意、「盛」氣凌人</w:t>
             </w:r>
           </w:p>
         </w:tc>
@@ -9780,7 +9552,7 @@
                 <w:sz w:val="21"/>
                 <w:szCs w:val="21"/>
               </w:rPr>
-              <w:t xml:space="preserve">「盛」怒、「盛」誇、「盛」讚、「盛」愛</w:t>
+              <w:t xml:space="preserve">「盛」怒、「盛」誇、「盛」讚、「盛」愛、牡丹「盛」開</w:t>
             </w:r>
           </w:p>
         </w:tc>
@@ -12626,7 +12398,7 @@
           <w:sz w:val="20"/>
           <w:szCs w:val="20"/>
         </w:rPr>
-        <w:t xml:space="preserve">燙手山芋：比喻棘手且各方皆不願接辦的事</w:t>
+        <w:t xml:space="preserve">燙手山芋：比喻棘手且各方皆不願接辦的事。</w:t>
       </w:r>
     </w:p>
     <w:p>
@@ -13022,7 +12794,7 @@
                 <w:sz w:val="21"/>
                 <w:szCs w:val="21"/>
               </w:rPr>
-              <w:t xml:space="preserve">「漫」不經心、「漫」卷詩書喜欲狂</w:t>
+              <w:t xml:space="preserve">「漫」卷詩書喜欲狂</w:t>
             </w:r>
           </w:p>
         </w:tc>
@@ -13111,7 +12883,7 @@
                 <w:sz w:val="21"/>
                 <w:szCs w:val="21"/>
               </w:rPr>
-              <w:t xml:space="preserve">浪「漫」、散「漫」</w:t>
+              <w:t xml:space="preserve">浪「漫」、散「漫」、「漫」不經心</w:t>
             </w:r>
           </w:p>
         </w:tc>
@@ -14495,7 +14267,7 @@
                 <w:sz w:val="21"/>
                 <w:szCs w:val="21"/>
               </w:rPr>
-              <w:t xml:space="preserve">心中沒有抵觸</w:t>
+              <w:t xml:space="preserve">違背、不順從，動</w:t>
             </w:r>
           </w:p>
         </w:tc>
@@ -14525,96 +14297,7 @@
                 <w:sz w:val="21"/>
                 <w:szCs w:val="21"/>
               </w:rPr>
-              <w:t xml:space="preserve">莫「逆」於心</w:t>
-            </w:r>
-          </w:p>
-        </w:tc>
-      </w:tr>
-      <w:tr>
-        <w:trPr>
-          <w:cantSplit/>
-        </w:trPr>
-        <w:tc>
-          <w:tcPr>
-            <w:vMerge w:val="continue"/>
-            <w:tcBorders>
-              <w:top w:val="single" w:color="999999" w:sz="4"/>
-              <w:left w:val="single" w:color="999999" w:sz="4"/>
-              <w:bottom w:val="single" w:color="999999" w:sz="4"/>
-              <w:right w:val="single" w:color="999999" w:sz="4"/>
-            </w:tcBorders>
-          </w:tcPr>
-          <w:p/>
-        </w:tc>
-        <w:tc>
-          <w:tcPr>
-            <w:vMerge w:val="continue"/>
-            <w:tcBorders>
-              <w:top w:val="single" w:color="999999" w:sz="4"/>
-              <w:left w:val="single" w:color="999999" w:sz="4"/>
-              <w:bottom w:val="single" w:color="999999" w:sz="4"/>
-              <w:right w:val="single" w:color="999999" w:sz="4"/>
-            </w:tcBorders>
-          </w:tcPr>
-          <w:p/>
-        </w:tc>
-        <w:tc>
-          <w:tcPr>
-            <w:tcW w:type="dxa" w:w="3700"/>
-            <w:tcBorders>
-              <w:top w:val="single" w:color="999999" w:sz="4"/>
-              <w:left w:val="single" w:color="999999" w:sz="4"/>
-              <w:bottom w:val="single" w:color="999999" w:sz="4"/>
-              <w:right w:val="single" w:color="999999" w:sz="4"/>
-            </w:tcBorders>
-            <w:tcMar>
-              <w:top w:type="dxa" w:w="50"/>
-              <w:left w:type="dxa" w:w="90"/>
-              <w:bottom w:type="dxa" w:w="50"/>
-              <w:right w:type="dxa" w:w="90"/>
-            </w:tcMar>
-          </w:tcPr>
-          <w:p>
-            <w:pPr>
-              <w:spacing w:after="0" w:line="300"/>
-            </w:pPr>
-            <w:r>
-              <w:rPr>
-                <w:rFonts w:ascii="標楷體" w:eastAsia="標楷體" w:hAnsi="標楷體"/>
-                <w:sz w:val="21"/>
-                <w:szCs w:val="21"/>
-              </w:rPr>
-              <w:t xml:space="preserve">違背、不順從，動</w:t>
-            </w:r>
-          </w:p>
-        </w:tc>
-        <w:tc>
-          <w:tcPr>
-            <w:tcW w:type="dxa" w:w="4000"/>
-            <w:tcBorders>
-              <w:top w:val="single" w:color="999999" w:sz="4"/>
-              <w:left w:val="single" w:color="999999" w:sz="4"/>
-              <w:bottom w:val="single" w:color="999999" w:sz="4"/>
-              <w:right w:val="single" w:color="999999" w:sz="4"/>
-            </w:tcBorders>
-            <w:tcMar>
-              <w:top w:type="dxa" w:w="50"/>
-              <w:left w:type="dxa" w:w="90"/>
-              <w:bottom w:type="dxa" w:w="50"/>
-              <w:right w:type="dxa" w:w="90"/>
-            </w:tcMar>
-          </w:tcPr>
-          <w:p>
-            <w:pPr>
-              <w:spacing w:after="0" w:line="300"/>
-            </w:pPr>
-            <w:r>
-              <w:rPr>
-                <w:rFonts w:ascii="標楷體" w:eastAsia="標楷體" w:hAnsi="標楷體"/>
-                <w:sz w:val="21"/>
-                <w:szCs w:val="21"/>
-              </w:rPr>
-              <w:t xml:space="preserve">忤「逆」、忠言「逆」耳、不立異以為高，不「逆」情以干譽</w:t>
+              <w:t xml:space="preserve">忤「逆」、忠言「逆」耳、不立異以為高，不「逆」情以干譽、莫「逆」於心</w:t>
             </w:r>
           </w:p>
         </w:tc>
@@ -14986,7 +14669,7 @@
           <w:sz w:val="20"/>
           <w:szCs w:val="20"/>
         </w:rPr>
-        <w:t xml:space="preserve">莫逆於心：指情感一致，心意相投</w:t>
+        <w:t xml:space="preserve">莫逆於心：心中沒有抵觸，指情感一致，心意相投。</w:t>
       </w:r>
     </w:p>
     <w:p>
@@ -14999,7 +14682,7 @@
           <w:sz w:val="20"/>
           <w:szCs w:val="20"/>
         </w:rPr>
-        <w:t xml:space="preserve">批其逆鱗：逆鱗，指龍喉下倒生的鱗片。批逆鱗引申為直言諍諫</w:t>
+        <w:t xml:space="preserve">批其逆鱗：逆鱗，指龍喉下倒生的鱗片。批逆鱗引申為直言諍諫。</w:t>
       </w:r>
     </w:p>
     <w:p>
@@ -15012,7 +14695,7 @@
           <w:sz w:val="20"/>
           <w:szCs w:val="20"/>
         </w:rPr>
-        <w:t xml:space="preserve">倒行逆施：不遵常理行事。後比喻違背社會俗尚，胡作非為的罪惡行徑</w:t>
+        <w:t xml:space="preserve">倒行逆施：不遵常理行事。後比喻違背社會俗尚，胡作非為的罪惡行徑。</w:t>
       </w:r>
     </w:p>
     <w:p>
@@ -15450,7 +15133,7 @@
                 <w:sz w:val="21"/>
                 <w:szCs w:val="21"/>
               </w:rPr>
-              <w:t xml:space="preserve">缺「憾」、「憾」事</w:t>
+              <w:t xml:space="preserve">遺「憾」、抱「憾」而終、缺「憾」</w:t>
             </w:r>
           </w:p>
         </w:tc>
@@ -15509,7 +15192,7 @@
                 <w:sz w:val="21"/>
                 <w:szCs w:val="21"/>
               </w:rPr>
-              <w:t xml:space="preserve">悔恨的、不滿意的，動</w:t>
+              <w:t xml:space="preserve">悔恨的、不滿意的，形</w:t>
             </w:r>
           </w:p>
         </w:tc>
@@ -15539,7 +15222,7 @@
                 <w:sz w:val="21"/>
                 <w:szCs w:val="21"/>
               </w:rPr>
-              <w:t xml:space="preserve">遺「憾」、抱「憾」而終</w:t>
+              <w:t xml:space="preserve">「憾」事</w:t>
             </w:r>
           </w:p>
         </w:tc>
@@ -17151,7 +16834,7 @@
           <w:sz w:val="20"/>
           <w:szCs w:val="20"/>
         </w:rPr>
-        <w:t xml:space="preserve">日久彌新：經過長久的時日，不但沒有衰敗、陳舊，反而更新、更好。指禁得起時間的考驗</w:t>
+        <w:t xml:space="preserve">日久彌新：經過長久的時日，不但沒有衰敗、陳舊，反而更新、更好。指禁得起時間的考驗。</w:t>
       </w:r>
     </w:p>
     <w:p>
@@ -17164,7 +16847,20 @@
           <w:sz w:val="20"/>
           <w:szCs w:val="20"/>
         </w:rPr>
-        <w:t xml:space="preserve">想要遮蓋掩飾反而更加顯明。如：「大家原本只是懷疑他而已，但他忙於辯解的樣子反而是欲蓋彌彰，不打自招。」</w:t>
+        <w:t xml:space="preserve">欲蓋彌彰：想要遮蓋掩飾反而更加顯明。如：「大家原本只是懷疑他而已，但他忙於辯解的樣子反而是欲蓋彌彰，不打自招。」</w:t>
+      </w:r>
+    </w:p>
+    <w:p>
+      <w:pPr>
+        <w:spacing w:after="20" w:before="40" w:line="300"/>
+      </w:pPr>
+      <w:r>
+        <w:rPr>
+          <w:rFonts w:ascii="標楷體" w:eastAsia="標楷體" w:hAnsi="標楷體"/>
+          <w:sz w:val="20"/>
+          <w:szCs w:val="20"/>
+        </w:rPr>
+        <w:t xml:space="preserve">彌足珍貴：更加珍貴，非常值得珍視。</w:t>
       </w:r>
     </w:p>
     <w:p>
@@ -18939,7 +18635,7 @@
           <w:sz w:val="20"/>
           <w:szCs w:val="20"/>
         </w:rPr>
-        <w:t xml:space="preserve">瑕不掩瑜：比喻事物雖有缺點，卻無損其整體的完美</w:t>
+        <w:t xml:space="preserve">瑕不掩瑜：比喻事物雖有缺點，卻無損其整體的完美。</w:t>
       </w:r>
     </w:p>
     <w:p>
@@ -18952,7 +18648,7 @@
           <w:sz w:val="20"/>
           <w:szCs w:val="20"/>
         </w:rPr>
-        <w:t xml:space="preserve">握瑾懷瑜：比喻懷有高貴的美德與才能</w:t>
+        <w:t xml:space="preserve">握瑾懷瑜：比喻懷有高貴的美德與才能。</w:t>
       </w:r>
     </w:p>
     <w:p>
@@ -19846,7 +19542,7 @@
           <w:sz w:val="20"/>
           <w:szCs w:val="20"/>
         </w:rPr>
-        <w:t xml:space="preserve">覬覦：希望得到不該擁有的東西</w:t>
+        <w:t xml:space="preserve">覬覦：希望得到不該擁有的東西。</w:t>
       </w:r>
     </w:p>
     <w:p>
@@ -19859,7 +19555,7 @@
           <w:sz w:val="20"/>
           <w:szCs w:val="20"/>
         </w:rPr>
-        <w:t xml:space="preserve">家喻戶曉：家家戶戶都知道，形容事情、名聲傳布極廣</w:t>
+        <w:t xml:space="preserve">家喻戶曉：家家戶戶都知道，形容事情、名聲傳布極廣。</w:t>
       </w:r>
     </w:p>
     <w:p>
@@ -19872,7 +19568,7 @@
           <w:sz w:val="20"/>
           <w:szCs w:val="20"/>
         </w:rPr>
-        <w:t xml:space="preserve">不言而喻：事理淺顯，不待說明即可曉悟</w:t>
+        <w:t xml:space="preserve">不言而喻：事理淺顯，不待說明即可曉悟。</w:t>
       </w:r>
     </w:p>
     <w:p>
@@ -20808,7 +20504,7 @@
           <w:sz w:val="20"/>
           <w:szCs w:val="20"/>
         </w:rPr>
-        <w:t xml:space="preserve">掩耳盜鈴：比喻自欺欺人</w:t>
+        <w:t xml:space="preserve">掩耳盜鈴：比喻自欺欺人。</w:t>
       </w:r>
     </w:p>
     <w:p>
@@ -20821,7 +20517,7 @@
           <w:sz w:val="20"/>
           <w:szCs w:val="20"/>
         </w:rPr>
-        <w:t xml:space="preserve">奄奄一息：僅存微弱的一口氣。形容生命或事物已到了最後時刻</w:t>
+        <w:t xml:space="preserve">奄奄一息：僅存微弱的一口氣。形容生命或事物已到了最後時刻。</w:t>
       </w:r>
     </w:p>
     <w:p>
@@ -21848,7 +21544,7 @@
           <w:sz w:val="20"/>
           <w:szCs w:val="20"/>
         </w:rPr>
-        <w:t xml:space="preserve">循規蹈矩：遵守禮法，不踰越法度</w:t>
+        <w:t xml:space="preserve">循規蹈矩：遵守禮法，不踰越法度。</w:t>
       </w:r>
     </w:p>
     <w:p>
@@ -21861,7 +21557,7 @@
           <w:sz w:val="20"/>
           <w:szCs w:val="20"/>
         </w:rPr>
-        <w:t xml:space="preserve">目光如炬：比喻見事透澈，識見遠大</w:t>
+        <w:t xml:space="preserve">目光如炬：比喻見事透澈，識見遠大。</w:t>
       </w:r>
     </w:p>
     <w:p>
@@ -22624,7 +22320,7 @@
           <w:sz w:val="20"/>
           <w:szCs w:val="20"/>
         </w:rPr>
-        <w:t xml:space="preserve">三緘其口：言語謹慎或不說話</w:t>
+        <w:t xml:space="preserve">三緘其口：言語謹慎或不說話。</w:t>
       </w:r>
     </w:p>
     <w:p>

--- a/pengyou-handout.docx
+++ b/pengyou-handout.docx
@@ -16860,7 +16860,7 @@
           <w:sz w:val="20"/>
           <w:szCs w:val="20"/>
         </w:rPr>
-        <w:t xml:space="preserve">彌足珍貴：更加珍貴，非常值得珍視。</w:t>
+        <w:t xml:space="preserve">彌足珍貴：形容十分寶貴、更加值得珍惜與重視。</w:t>
       </w:r>
     </w:p>
     <w:p>
